--- a/career/well/well_test.docx
+++ b/career/well/well_test.docx
@@ -14,8 +14,6 @@
         </w:rPr>
         <w:t>Question A</w:t>
       </w:r>
-      <w:bookmarkStart w:id="0" w:name="_GoBack"/>
-      <w:bookmarkEnd w:id="0"/>
     </w:p>
     <w:p>
       <w:r>
@@ -59,6 +57,84 @@
         </w:drawing>
       </w:r>
     </w:p>
+    <w:p>
+      <w:pPr>
+        <w:rPr>
+          <w:b/>
+        </w:rPr>
+      </w:pPr>
+      <w:r>
+        <w:rPr>
+          <w:b/>
+        </w:rPr>
+        <w:t>Question B</w:t>
+      </w:r>
+    </w:p>
+    <w:p>
+      <w:r>
+        <w:t>Beautiful soup</w:t>
+      </w:r>
+    </w:p>
+    <w:p>
+      <w:pPr>
+        <w:rPr>
+          <w:b/>
+        </w:rPr>
+      </w:pPr>
+      <w:r>
+        <w:rPr>
+          <w:b/>
+        </w:rPr>
+        <w:t xml:space="preserve">Question </w:t>
+      </w:r>
+      <w:r>
+        <w:rPr>
+          <w:b/>
+        </w:rPr>
+        <w:t>C</w:t>
+      </w:r>
+    </w:p>
+    <w:p>
+      <w:pPr>
+        <w:rPr>
+          <w:b/>
+        </w:rPr>
+      </w:pPr>
+      <w:r>
+        <w:rPr>
+          <w:b/>
+        </w:rPr>
+        <w:t xml:space="preserve">Question </w:t>
+      </w:r>
+      <w:r>
+        <w:rPr>
+          <w:b/>
+        </w:rPr>
+        <w:t>D</w:t>
+      </w:r>
+    </w:p>
+    <w:p>
+      <w:pPr>
+        <w:rPr>
+          <w:b/>
+        </w:rPr>
+      </w:pPr>
+      <w:r>
+        <w:rPr>
+          <w:b/>
+        </w:rPr>
+        <w:t xml:space="preserve">Question </w:t>
+      </w:r>
+      <w:r>
+        <w:rPr>
+          <w:b/>
+        </w:rPr>
+        <w:t>E</w:t>
+      </w:r>
+      <w:bookmarkStart w:id="0" w:name="_GoBack"/>
+      <w:bookmarkEnd w:id="0"/>
+    </w:p>
+    <w:p/>
     <w:sectPr>
       <w:pgSz w:w="12240" w:h="15840"/>
       <w:pgMar w:top="1440" w:right="1440" w:bottom="1440" w:left="1440" w:header="720" w:footer="720" w:gutter="0"/>
